--- a/Abdulrazzaq Shewia - Resume.docx
+++ b/Abdulrazzaq Shewia - Resume.docx
@@ -55,16 +55,7 @@
             <w:sz w:val="22"/>
             <w:szCs w:val="22"/>
           </w:rPr>
-          <w:t>abdulrazzaq.shewia@gmail.com</w:t>
-        </w:r>
-        <w:r>
-          <w:rPr>
-            <w:rFonts w:eastAsiaTheme="minorEastAsia" w:cstheme="minorBidi"/>
-            <w:color w:val="005AA3"/>
-            <w:sz w:val="22"/>
-            <w:szCs w:val="22"/>
-          </w:rPr>
-          <w:t xml:space="preserve"> |</w:t>
+          <w:t>abdulrazzaq.shewia@gmail.com |</w:t>
         </w:r>
       </w:hyperlink>
       <w:r>
@@ -1042,7 +1033,7 @@
       </w:r>
       <w:r>
         <w:pict w14:anchorId="2CB77007">
-          <v:rect id="_x0000_i1035" style="width:462.85pt;height:1pt" o:hrpct="989" o:hralign="center" o:hrstd="t" o:hr="t" fillcolor="#a0a0a0" stroked="f"/>
+          <v:rect id="_x0000_i1029" style="width:462.85pt;height:1pt" o:hrpct="989" o:hralign="center" o:hrstd="t" o:hr="t" fillcolor="#a0a0a0" stroked="f"/>
         </w:pict>
       </w:r>
     </w:p>
@@ -3663,6 +3654,7 @@
   <w:style w:type="character" w:default="1" w:styleId="DefaultParagraphFont">
     <w:name w:val="Default Paragraph Font"/>
     <w:uiPriority w:val="1"/>
+    <w:semiHidden/>
     <w:unhideWhenUsed/>
   </w:style>
   <w:style w:type="table" w:default="1" w:styleId="TableNormal">
